--- a/klagomål/A 54882-2025 FSC-klagomål.docx
+++ b/klagomål/A 54882-2025 FSC-klagomål.docx
@@ -733,7 +733,7 @@
     <w:r>
       <w:tab/>
       <w:tab/>
-      <w:t>2025-11-15</w:t>
+      <w:t>2025-11-20</w:t>
       <w:br/>
       <w:br/>
     </w:r>

--- a/klagomål/A 54882-2025 FSC-klagomål.docx
+++ b/klagomål/A 54882-2025 FSC-klagomål.docx
@@ -733,7 +733,7 @@
     <w:r>
       <w:tab/>
       <w:tab/>
-      <w:t>2025-11-20</w:t>
+      <w:t>2025-11-21</w:t>
       <w:br/>
       <w:br/>
     </w:r>

--- a/klagomål/A 54882-2025 FSC-klagomål.docx
+++ b/klagomål/A 54882-2025 FSC-klagomål.docx
@@ -733,7 +733,7 @@
     <w:r>
       <w:tab/>
       <w:tab/>
-      <w:t>2025-11-21</w:t>
+      <w:t>2025-11-22</w:t>
       <w:br/>
       <w:br/>
     </w:r>

--- a/klagomål/A 54882-2025 FSC-klagomål.docx
+++ b/klagomål/A 54882-2025 FSC-klagomål.docx
@@ -733,7 +733,7 @@
     <w:r>
       <w:tab/>
       <w:tab/>
-      <w:t>2025-11-22</w:t>
+      <w:t>2025-11-23</w:t>
       <w:br/>
       <w:br/>
     </w:r>

--- a/klagomål/A 54882-2025 FSC-klagomål.docx
+++ b/klagomål/A 54882-2025 FSC-klagomål.docx
@@ -733,7 +733,7 @@
     <w:r>
       <w:tab/>
       <w:tab/>
-      <w:t>2025-11-23</w:t>
+      <w:t>2025-11-24</w:t>
       <w:br/>
       <w:br/>
     </w:r>

--- a/klagomål/A 54882-2025 FSC-klagomål.docx
+++ b/klagomål/A 54882-2025 FSC-klagomål.docx
@@ -733,7 +733,7 @@
     <w:r>
       <w:tab/>
       <w:tab/>
-      <w:t>2025-11-24</w:t>
+      <w:t>2025-11-25</w:t>
       <w:br/>
       <w:br/>
     </w:r>

--- a/klagomål/A 54882-2025 FSC-klagomål.docx
+++ b/klagomål/A 54882-2025 FSC-klagomål.docx
@@ -733,7 +733,7 @@
     <w:r>
       <w:tab/>
       <w:tab/>
-      <w:t>2025-11-25</w:t>
+      <w:t>2025-11-26</w:t>
       <w:br/>
       <w:br/>
     </w:r>

--- a/klagomål/A 54882-2025 FSC-klagomål.docx
+++ b/klagomål/A 54882-2025 FSC-klagomål.docx
@@ -733,7 +733,7 @@
     <w:r>
       <w:tab/>
       <w:tab/>
-      <w:t>2025-11-26</w:t>
+      <w:t>2025-11-27</w:t>
       <w:br/>
       <w:br/>
     </w:r>

--- a/klagomål/A 54882-2025 FSC-klagomål.docx
+++ b/klagomål/A 54882-2025 FSC-klagomål.docx
@@ -733,7 +733,7 @@
     <w:r>
       <w:tab/>
       <w:tab/>
-      <w:t>2025-11-27</w:t>
+      <w:t>2025-11-28</w:t>
       <w:br/>
       <w:br/>
     </w:r>

--- a/klagomål/A 54882-2025 FSC-klagomål.docx
+++ b/klagomål/A 54882-2025 FSC-klagomål.docx
@@ -733,7 +733,7 @@
     <w:r>
       <w:tab/>
       <w:tab/>
-      <w:t>2025-11-28</w:t>
+      <w:t>2025-11-29</w:t>
       <w:br/>
       <w:br/>
     </w:r>

--- a/klagomål/A 54882-2025 FSC-klagomål.docx
+++ b/klagomål/A 54882-2025 FSC-klagomål.docx
@@ -733,7 +733,7 @@
     <w:r>
       <w:tab/>
       <w:tab/>
-      <w:t>2025-11-29</w:t>
+      <w:t>2025-11-30</w:t>
       <w:br/>
       <w:br/>
     </w:r>

--- a/klagomål/A 54882-2025 FSC-klagomål.docx
+++ b/klagomål/A 54882-2025 FSC-klagomål.docx
@@ -733,7 +733,7 @@
     <w:r>
       <w:tab/>
       <w:tab/>
-      <w:t>2025-11-30</w:t>
+      <w:t>2025-12-01</w:t>
       <w:br/>
       <w:br/>
     </w:r>

--- a/klagomål/A 54882-2025 FSC-klagomål.docx
+++ b/klagomål/A 54882-2025 FSC-klagomål.docx
@@ -733,7 +733,7 @@
     <w:r>
       <w:tab/>
       <w:tab/>
-      <w:t>2025-12-01</w:t>
+      <w:t>2025-12-02</w:t>
       <w:br/>
       <w:br/>
     </w:r>

--- a/klagomål/A 54882-2025 FSC-klagomål.docx
+++ b/klagomål/A 54882-2025 FSC-klagomål.docx
@@ -733,7 +733,7 @@
     <w:r>
       <w:tab/>
       <w:tab/>
-      <w:t>2025-12-02</w:t>
+      <w:t>2025-12-03</w:t>
       <w:br/>
       <w:br/>
     </w:r>

--- a/klagomål/A 54882-2025 FSC-klagomål.docx
+++ b/klagomål/A 54882-2025 FSC-klagomål.docx
@@ -733,7 +733,7 @@
     <w:r>
       <w:tab/>
       <w:tab/>
-      <w:t>2025-12-03</w:t>
+      <w:t>2025-12-04</w:t>
       <w:br/>
       <w:br/>
     </w:r>

--- a/klagomål/A 54882-2025 FSC-klagomål.docx
+++ b/klagomål/A 54882-2025 FSC-klagomål.docx
@@ -733,7 +733,7 @@
     <w:r>
       <w:tab/>
       <w:tab/>
-      <w:t>2025-12-04</w:t>
+      <w:t>2025-12-05</w:t>
       <w:br/>
       <w:br/>
     </w:r>

--- a/klagomål/A 54882-2025 FSC-klagomål.docx
+++ b/klagomål/A 54882-2025 FSC-klagomål.docx
@@ -733,7 +733,7 @@
     <w:r>
       <w:tab/>
       <w:tab/>
-      <w:t>2025-12-05</w:t>
+      <w:t>2025-12-06</w:t>
       <w:br/>
       <w:br/>
     </w:r>

--- a/klagomål/A 54882-2025 FSC-klagomål.docx
+++ b/klagomål/A 54882-2025 FSC-klagomål.docx
@@ -733,7 +733,7 @@
     <w:r>
       <w:tab/>
       <w:tab/>
-      <w:t>2025-12-06</w:t>
+      <w:t>2025-12-07</w:t>
       <w:br/>
       <w:br/>
     </w:r>

--- a/klagomål/A 54882-2025 FSC-klagomål.docx
+++ b/klagomål/A 54882-2025 FSC-klagomål.docx
@@ -733,7 +733,7 @@
     <w:r>
       <w:tab/>
       <w:tab/>
-      <w:t>2025-12-07</w:t>
+      <w:t>2025-12-08</w:t>
       <w:br/>
       <w:br/>
     </w:r>

--- a/klagomål/A 54882-2025 FSC-klagomål.docx
+++ b/klagomål/A 54882-2025 FSC-klagomål.docx
@@ -733,7 +733,7 @@
     <w:r>
       <w:tab/>
       <w:tab/>
-      <w:t>2025-12-08</w:t>
+      <w:t>2025-12-09</w:t>
       <w:br/>
       <w:br/>
     </w:r>

--- a/klagomål/A 54882-2025 FSC-klagomål.docx
+++ b/klagomål/A 54882-2025 FSC-klagomål.docx
@@ -733,7 +733,7 @@
     <w:r>
       <w:tab/>
       <w:tab/>
-      <w:t>2025-12-09</w:t>
+      <w:t>2025-12-10</w:t>
       <w:br/>
       <w:br/>
     </w:r>

--- a/klagomål/A 54882-2025 FSC-klagomål.docx
+++ b/klagomål/A 54882-2025 FSC-klagomål.docx
@@ -733,7 +733,7 @@
     <w:r>
       <w:tab/>
       <w:tab/>
-      <w:t>2025-12-10</w:t>
+      <w:t>2025-12-11</w:t>
       <w:br/>
       <w:br/>
     </w:r>

--- a/klagomål/A 54882-2025 FSC-klagomål.docx
+++ b/klagomål/A 54882-2025 FSC-klagomål.docx
@@ -733,7 +733,7 @@
     <w:r>
       <w:tab/>
       <w:tab/>
-      <w:t>2025-12-11</w:t>
+      <w:t>2025-12-12</w:t>
       <w:br/>
       <w:br/>
     </w:r>

--- a/klagomål/A 54882-2025 FSC-klagomål.docx
+++ b/klagomål/A 54882-2025 FSC-klagomål.docx
@@ -733,7 +733,7 @@
     <w:r>
       <w:tab/>
       <w:tab/>
-      <w:t>2025-12-12</w:t>
+      <w:t>2025-12-13</w:t>
       <w:br/>
       <w:br/>
     </w:r>

--- a/klagomål/A 54882-2025 FSC-klagomål.docx
+++ b/klagomål/A 54882-2025 FSC-klagomål.docx
@@ -733,7 +733,7 @@
     <w:r>
       <w:tab/>
       <w:tab/>
-      <w:t>2025-12-19</w:t>
+      <w:t>2025-12-20</w:t>
       <w:br/>
       <w:br/>
     </w:r>

--- a/klagomål/A 54882-2025 FSC-klagomål.docx
+++ b/klagomål/A 54882-2025 FSC-klagomål.docx
@@ -733,7 +733,7 @@
     <w:r>
       <w:tab/>
       <w:tab/>
-      <w:t>2025-12-20</w:t>
+      <w:t>2025-12-21</w:t>
       <w:br/>
       <w:br/>
     </w:r>

--- a/klagomål/A 54882-2025 FSC-klagomål.docx
+++ b/klagomål/A 54882-2025 FSC-klagomål.docx
@@ -733,7 +733,7 @@
     <w:r>
       <w:tab/>
       <w:tab/>
-      <w:t>2025-12-21</w:t>
+      <w:t>2025-12-22</w:t>
       <w:br/>
       <w:br/>
     </w:r>

--- a/klagomål/A 54882-2025 FSC-klagomål.docx
+++ b/klagomål/A 54882-2025 FSC-klagomål.docx
@@ -733,7 +733,7 @@
     <w:r>
       <w:tab/>
       <w:tab/>
-      <w:t>2025-12-22</w:t>
+      <w:t>2025-12-26</w:t>
       <w:br/>
       <w:br/>
     </w:r>

--- a/klagomål/A 54882-2025 FSC-klagomål.docx
+++ b/klagomål/A 54882-2025 FSC-klagomål.docx
@@ -733,7 +733,7 @@
     <w:r>
       <w:tab/>
       <w:tab/>
-      <w:t>2025-12-26</w:t>
+      <w:t>2025-12-28</w:t>
       <w:br/>
       <w:br/>
     </w:r>

--- a/klagomål/A 54882-2025 FSC-klagomål.docx
+++ b/klagomål/A 54882-2025 FSC-klagomål.docx
@@ -733,7 +733,7 @@
     <w:r>
       <w:tab/>
       <w:tab/>
-      <w:t>2025-12-28</w:t>
+      <w:t>2025-12-29</w:t>
       <w:br/>
       <w:br/>
     </w:r>

--- a/klagomål/A 54882-2025 FSC-klagomål.docx
+++ b/klagomål/A 54882-2025 FSC-klagomål.docx
@@ -733,7 +733,7 @@
     <w:r>
       <w:tab/>
       <w:tab/>
-      <w:t>2025-12-29</w:t>
+      <w:t>2025-12-30</w:t>
       <w:br/>
       <w:br/>
     </w:r>

--- a/klagomål/A 54882-2025 FSC-klagomål.docx
+++ b/klagomål/A 54882-2025 FSC-klagomål.docx
@@ -733,7 +733,7 @@
     <w:r>
       <w:tab/>
       <w:tab/>
-      <w:t>2025-12-30</w:t>
+      <w:t>2025-12-31</w:t>
       <w:br/>
       <w:br/>
     </w:r>

--- a/klagomål/A 54882-2025 FSC-klagomål.docx
+++ b/klagomål/A 54882-2025 FSC-klagomål.docx
@@ -733,7 +733,7 @@
     <w:r>
       <w:tab/>
       <w:tab/>
-      <w:t>2026-01-07</w:t>
+      <w:t>2026-01-08</w:t>
       <w:br/>
       <w:br/>
     </w:r>

--- a/klagomål/A 54882-2025 FSC-klagomål.docx
+++ b/klagomål/A 54882-2025 FSC-klagomål.docx
@@ -733,7 +733,7 @@
     <w:r>
       <w:tab/>
       <w:tab/>
-      <w:t>2026-01-08</w:t>
+      <w:t>2026-01-09</w:t>
       <w:br/>
       <w:br/>
     </w:r>

--- a/klagomål/A 54882-2025 FSC-klagomål.docx
+++ b/klagomål/A 54882-2025 FSC-klagomål.docx
@@ -733,7 +733,7 @@
     <w:r>
       <w:tab/>
       <w:tab/>
-      <w:t>2026-01-09</w:t>
+      <w:t>2026-01-10</w:t>
       <w:br/>
       <w:br/>
     </w:r>

--- a/klagomål/A 54882-2025 FSC-klagomål.docx
+++ b/klagomål/A 54882-2025 FSC-klagomål.docx
@@ -733,7 +733,7 @@
     <w:r>
       <w:tab/>
       <w:tab/>
-      <w:t>2026-01-10</w:t>
+      <w:t>2026-01-11</w:t>
       <w:br/>
       <w:br/>
     </w:r>

--- a/klagomål/A 54882-2025 FSC-klagomål.docx
+++ b/klagomål/A 54882-2025 FSC-klagomål.docx
@@ -733,7 +733,7 @@
     <w:r>
       <w:tab/>
       <w:tab/>
-      <w:t>2026-01-11</w:t>
+      <w:t>2026-01-12</w:t>
       <w:br/>
       <w:br/>
     </w:r>

--- a/klagomål/A 54882-2025 FSC-klagomål.docx
+++ b/klagomål/A 54882-2025 FSC-klagomål.docx
@@ -733,7 +733,7 @@
     <w:r>
       <w:tab/>
       <w:tab/>
-      <w:t>2026-01-12</w:t>
+      <w:t>2026-01-13</w:t>
       <w:br/>
       <w:br/>
     </w:r>

--- a/klagomål/A 54882-2025 FSC-klagomål.docx
+++ b/klagomål/A 54882-2025 FSC-klagomål.docx
@@ -733,7 +733,7 @@
     <w:r>
       <w:tab/>
       <w:tab/>
-      <w:t>2026-01-13</w:t>
+      <w:t>2026-01-14</w:t>
       <w:br/>
       <w:br/>
     </w:r>

--- a/klagomål/A 54882-2025 FSC-klagomål.docx
+++ b/klagomål/A 54882-2025 FSC-klagomål.docx
@@ -733,7 +733,7 @@
     <w:r>
       <w:tab/>
       <w:tab/>
-      <w:t>2026-01-14</w:t>
+      <w:t>2026-01-15</w:t>
       <w:br/>
       <w:br/>
     </w:r>

--- a/klagomål/A 54882-2025 FSC-klagomål.docx
+++ b/klagomål/A 54882-2025 FSC-klagomål.docx
@@ -733,7 +733,7 @@
     <w:r>
       <w:tab/>
       <w:tab/>
-      <w:t>2026-01-15</w:t>
+      <w:t>2026-01-16</w:t>
       <w:br/>
       <w:br/>
     </w:r>

--- a/klagomål/A 54882-2025 FSC-klagomål.docx
+++ b/klagomål/A 54882-2025 FSC-klagomål.docx
@@ -733,7 +733,7 @@
     <w:r>
       <w:tab/>
       <w:tab/>
-      <w:t>2026-01-16</w:t>
+      <w:t>2026-01-17</w:t>
       <w:br/>
       <w:br/>
     </w:r>

--- a/klagomål/A 54882-2025 FSC-klagomål.docx
+++ b/klagomål/A 54882-2025 FSC-klagomål.docx
@@ -733,7 +733,7 @@
     <w:r>
       <w:tab/>
       <w:tab/>
-      <w:t>2026-01-17</w:t>
+      <w:t>2026-01-18</w:t>
       <w:br/>
       <w:br/>
     </w:r>

--- a/klagomål/A 54882-2025 FSC-klagomål.docx
+++ b/klagomål/A 54882-2025 FSC-klagomål.docx
@@ -733,7 +733,7 @@
     <w:r>
       <w:tab/>
       <w:tab/>
-      <w:t>2026-01-18</w:t>
+      <w:t>2026-01-19</w:t>
       <w:br/>
       <w:br/>
     </w:r>

--- a/klagomål/A 54882-2025 FSC-klagomål.docx
+++ b/klagomål/A 54882-2025 FSC-klagomål.docx
@@ -733,7 +733,7 @@
     <w:r>
       <w:tab/>
       <w:tab/>
-      <w:t>2026-01-19</w:t>
+      <w:t>2026-01-20</w:t>
       <w:br/>
       <w:br/>
     </w:r>

--- a/klagomål/A 54882-2025 FSC-klagomål.docx
+++ b/klagomål/A 54882-2025 FSC-klagomål.docx
@@ -733,7 +733,7 @@
     <w:r>
       <w:tab/>
       <w:tab/>
-      <w:t>2026-01-20</w:t>
+      <w:t>2026-01-21</w:t>
       <w:br/>
       <w:br/>
     </w:r>

--- a/klagomål/A 54882-2025 FSC-klagomål.docx
+++ b/klagomål/A 54882-2025 FSC-klagomål.docx
@@ -733,7 +733,7 @@
     <w:r>
       <w:tab/>
       <w:tab/>
-      <w:t>2026-01-21</w:t>
+      <w:t>2026-01-23</w:t>
       <w:br/>
       <w:br/>
     </w:r>

--- a/klagomål/A 54882-2025 FSC-klagomål.docx
+++ b/klagomål/A 54882-2025 FSC-klagomål.docx
@@ -733,7 +733,7 @@
     <w:r>
       <w:tab/>
       <w:tab/>
-      <w:t>2026-01-23</w:t>
+      <w:t>2026-01-24</w:t>
       <w:br/>
       <w:br/>
     </w:r>

--- a/klagomål/A 54882-2025 FSC-klagomål.docx
+++ b/klagomål/A 54882-2025 FSC-klagomål.docx
@@ -733,7 +733,7 @@
     <w:r>
       <w:tab/>
       <w:tab/>
-      <w:t>2026-01-24</w:t>
+      <w:t>2026-01-25</w:t>
       <w:br/>
       <w:br/>
     </w:r>

--- a/klagomål/A 54882-2025 FSC-klagomål.docx
+++ b/klagomål/A 54882-2025 FSC-klagomål.docx
@@ -733,7 +733,7 @@
     <w:r>
       <w:tab/>
       <w:tab/>
-      <w:t>2026-01-25</w:t>
+      <w:t>2026-01-26</w:t>
       <w:br/>
       <w:br/>
     </w:r>

--- a/klagomål/A 54882-2025 FSC-klagomål.docx
+++ b/klagomål/A 54882-2025 FSC-klagomål.docx
@@ -733,7 +733,7 @@
     <w:r>
       <w:tab/>
       <w:tab/>
-      <w:t>2026-01-26</w:t>
+      <w:t>2026-01-27</w:t>
       <w:br/>
       <w:br/>
     </w:r>

--- a/klagomål/A 54882-2025 FSC-klagomål.docx
+++ b/klagomål/A 54882-2025 FSC-klagomål.docx
@@ -733,7 +733,7 @@
     <w:r>
       <w:tab/>
       <w:tab/>
-      <w:t>2026-01-27</w:t>
+      <w:t>2026-01-28</w:t>
       <w:br/>
       <w:br/>
     </w:r>

--- a/klagomål/A 54882-2025 FSC-klagomål.docx
+++ b/klagomål/A 54882-2025 FSC-klagomål.docx
@@ -112,7 +112,7 @@
         <w:pStyle w:val="ListBullet"/>
       </w:pPr>
       <w:r>
-        <w:t>Om ett ombud (tex Norra skog eller Mellanskog) avverkningsanmäler en skog med naturvärden motsvarande nyckelbiotops kvalité men markägaren inte är FSC certifierad, bör du skicka in ett FSC kontrollerat virke klagomål. Då ska klagomålet skickas till ombudsföretaget.</w:t>
+        <w:t>Om ett ombud (tex Norra skog eller Mellanskog) avverkningsanmäler en skog med naturvärden motsvarande nyckelbiotops kvalitet men markägaren inte är FSC certifierad, bör du skicka in ett FSC kontrollerat virke klagomål. Då ska klagomålet skickas till ombudsföretaget.</w:t>
       </w:r>
     </w:p>
     <w:p>
@@ -267,7 +267,16 @@
         <w:t>Guckusko (§7)</w:t>
       </w:r>
       <w:r>
-        <w:t xml:space="preserve"> omfattas av EU:s art- och habitatdirektiv och är fridlyst enligt §7 Artskyddsförordningen (bilaga 1) vilket innebär att hela dess livsmiljö ska bevaras. Guckusko är beroende av hög och jämn luftfuktighet i gamla, ostörda skogsmiljöer och är känslig för snabba förändringar av ljus-/vindförhållanden eller uttorkning. Den förekommer främst i skogar som inte påverkats av kraftig störning, till exempel slutavverkning, markberedning, körskador, gödsling eller dikning. Guckusko är rödlistad som nära hotad (NT) i den europeiska rödlistan och Sverige hyser mer än halva den beräknade populationen av arten i EU, vilket innebär att vi har ett internationellt ansvar för arten (SLU Artdatabanken, 2021; IUCN, 2011).</w:t>
+        <w:t xml:space="preserve"> omfattas av EU:s art- och habitatdirektiv och är fridlyst enligt §7 Artskyddsförordningen (bilaga 1) vilket innebär att hela dess livsmiljö ska bevaras. Guckusko är beroende av hög och jämn luftfuktighet i gamla, ostörda skogsmiljöer och är känslig för snabba förändringar av ljus-/vindförhållanden eller uttorkning. Den förekommer främst i skogar som inte påverkats av kraftig störning, till exempel slutavverkning, markberedning, körskador, gödsling eller dikning. Guckusko är rödlistad som nära hotad (NT) i den europeiska rödlistan och Sverige hyser mer än halva den beräknade populationen av arten i EU, vilket innebär att vi har ett internationellt ansvar för arten. Guckusko är typisk art för </w:t>
+      </w:r>
+      <w:r>
+        <w:rPr>
+          <w:i/>
+        </w:rPr>
+        <w:t>9050 Näringsrik granskog</w:t>
+      </w:r>
+      <w:r>
+        <w:t xml:space="preserve"> (SLU Artdatabanken, 2021; IUCN, 2011).</w:t>
       </w:r>
     </w:p>
     <w:p>
@@ -733,7 +742,7 @@
     <w:r>
       <w:tab/>
       <w:tab/>
-      <w:t>2026-01-28</w:t>
+      <w:t>2026-01-29</w:t>
       <w:br/>
       <w:br/>
     </w:r>

--- a/klagomål/A 54882-2025 FSC-klagomål.docx
+++ b/klagomål/A 54882-2025 FSC-klagomål.docx
@@ -742,7 +742,7 @@
     <w:r>
       <w:tab/>
       <w:tab/>
-      <w:t>2026-01-29</w:t>
+      <w:t>2026-01-30</w:t>
       <w:br/>
       <w:br/>
     </w:r>

--- a/klagomål/A 54882-2025 FSC-klagomål.docx
+++ b/klagomål/A 54882-2025 FSC-klagomål.docx
@@ -742,7 +742,7 @@
     <w:r>
       <w:tab/>
       <w:tab/>
-      <w:t>2026-01-30</w:t>
+      <w:t>2026-01-31</w:t>
       <w:br/>
       <w:br/>
     </w:r>

--- a/klagomål/A 54882-2025 FSC-klagomål.docx
+++ b/klagomål/A 54882-2025 FSC-klagomål.docx
@@ -742,7 +742,7 @@
     <w:r>
       <w:tab/>
       <w:tab/>
-      <w:t>2026-02-28</w:t>
+      <w:t>2026-03-01</w:t>
       <w:br/>
       <w:br/>
     </w:r>

--- a/klagomål/A 54882-2025 FSC-klagomål.docx
+++ b/klagomål/A 54882-2025 FSC-klagomål.docx
@@ -742,7 +742,7 @@
     <w:r>
       <w:tab/>
       <w:tab/>
-      <w:t>2026-03-01</w:t>
+      <w:t>2026-03-02</w:t>
       <w:br/>
       <w:br/>
     </w:r>

--- a/klagomål/A 54882-2025 FSC-klagomål.docx
+++ b/klagomål/A 54882-2025 FSC-klagomål.docx
@@ -742,7 +742,7 @@
     <w:r>
       <w:tab/>
       <w:tab/>
-      <w:t>2026-03-02</w:t>
+      <w:t>2026-03-03</w:t>
       <w:br/>
       <w:br/>
     </w:r>

--- a/klagomål/A 54882-2025 FSC-klagomål.docx
+++ b/klagomål/A 54882-2025 FSC-klagomål.docx
@@ -742,7 +742,7 @@
     <w:r>
       <w:tab/>
       <w:tab/>
-      <w:t>2026-03-03</w:t>
+      <w:t>2026-03-04</w:t>
       <w:br/>
       <w:br/>
     </w:r>

--- a/klagomål/A 54882-2025 FSC-klagomål.docx
+++ b/klagomål/A 54882-2025 FSC-klagomål.docx
@@ -742,7 +742,7 @@
     <w:r>
       <w:tab/>
       <w:tab/>
-      <w:t>2026-03-04</w:t>
+      <w:t>2026-03-05</w:t>
       <w:br/>
       <w:br/>
     </w:r>

--- a/klagomål/A 54882-2025 FSC-klagomål.docx
+++ b/klagomål/A 54882-2025 FSC-klagomål.docx
@@ -742,7 +742,7 @@
     <w:r>
       <w:tab/>
       <w:tab/>
-      <w:t>2026-03-05</w:t>
+      <w:t>2026-03-06</w:t>
       <w:br/>
       <w:br/>
     </w:r>

--- a/klagomål/A 54882-2025 FSC-klagomål.docx
+++ b/klagomål/A 54882-2025 FSC-klagomål.docx
@@ -742,7 +742,7 @@
     <w:r>
       <w:tab/>
       <w:tab/>
-      <w:t>2026-03-06</w:t>
+      <w:t>2026-03-07</w:t>
       <w:br/>
       <w:br/>
     </w:r>

--- a/klagomål/A 54882-2025 FSC-klagomål.docx
+++ b/klagomål/A 54882-2025 FSC-klagomål.docx
@@ -742,7 +742,7 @@
     <w:r>
       <w:tab/>
       <w:tab/>
-      <w:t>2026-03-13</w:t>
+      <w:t>2026-03-16</w:t>
       <w:br/>
       <w:br/>
     </w:r>

--- a/klagomål/A 54882-2025 FSC-klagomål.docx
+++ b/klagomål/A 54882-2025 FSC-klagomål.docx
@@ -742,7 +742,7 @@
     <w:r>
       <w:tab/>
       <w:tab/>
-      <w:t>2026-03-16</w:t>
+      <w:t>2026-03-17</w:t>
       <w:br/>
       <w:br/>
     </w:r>

--- a/klagomål/A 54882-2025 FSC-klagomål.docx
+++ b/klagomål/A 54882-2025 FSC-klagomål.docx
@@ -742,7 +742,7 @@
     <w:r>
       <w:tab/>
       <w:tab/>
-      <w:t>2026-03-17</w:t>
+      <w:t>2026-03-18</w:t>
       <w:br/>
       <w:br/>
     </w:r>

--- a/klagomål/A 54882-2025 FSC-klagomål.docx
+++ b/klagomål/A 54882-2025 FSC-klagomål.docx
@@ -742,7 +742,7 @@
     <w:r>
       <w:tab/>
       <w:tab/>
-      <w:t>2026-03-18</w:t>
+      <w:t>2026-03-19</w:t>
       <w:br/>
       <w:br/>
     </w:r>

--- a/klagomål/A 54882-2025 FSC-klagomål.docx
+++ b/klagomål/A 54882-2025 FSC-klagomål.docx
@@ -742,7 +742,7 @@
     <w:r>
       <w:tab/>
       <w:tab/>
-      <w:t>2026-03-19</w:t>
+      <w:t>2026-03-20</w:t>
       <w:br/>
       <w:br/>
     </w:r>

--- a/klagomål/A 54882-2025 FSC-klagomål.docx
+++ b/klagomål/A 54882-2025 FSC-klagomål.docx
@@ -742,7 +742,7 @@
     <w:r>
       <w:tab/>
       <w:tab/>
-      <w:t>2026-03-20</w:t>
+      <w:t>2026-03-21</w:t>
       <w:br/>
       <w:br/>
     </w:r>

--- a/klagomål/A 54882-2025 FSC-klagomål.docx
+++ b/klagomål/A 54882-2025 FSC-klagomål.docx
@@ -742,7 +742,7 @@
     <w:r>
       <w:tab/>
       <w:tab/>
-      <w:t>2026-03-21</w:t>
+      <w:t>2026-03-22</w:t>
       <w:br/>
       <w:br/>
     </w:r>

--- a/klagomål/A 54882-2025 FSC-klagomål.docx
+++ b/klagomål/A 54882-2025 FSC-klagomål.docx
@@ -742,7 +742,7 @@
     <w:r>
       <w:tab/>
       <w:tab/>
-      <w:t>2026-03-22</w:t>
+      <w:t>2026-03-23</w:t>
       <w:br/>
       <w:br/>
     </w:r>

--- a/klagomål/A 54882-2025 FSC-klagomål.docx
+++ b/klagomål/A 54882-2025 FSC-klagomål.docx
@@ -742,7 +742,7 @@
     <w:r>
       <w:tab/>
       <w:tab/>
-      <w:t>2026-03-23</w:t>
+      <w:t>2026-03-24</w:t>
       <w:br/>
       <w:br/>
     </w:r>

--- a/klagomål/A 54882-2025 FSC-klagomål.docx
+++ b/klagomål/A 54882-2025 FSC-klagomål.docx
@@ -742,7 +742,7 @@
     <w:r>
       <w:tab/>
       <w:tab/>
-      <w:t>2026-03-24</w:t>
+      <w:t>2026-03-25</w:t>
       <w:br/>
       <w:br/>
     </w:r>

--- a/klagomål/A 54882-2025 FSC-klagomål.docx
+++ b/klagomål/A 54882-2025 FSC-klagomål.docx
@@ -742,7 +742,7 @@
     <w:r>
       <w:tab/>
       <w:tab/>
-      <w:t>2026-03-25</w:t>
+      <w:t>2026-03-26</w:t>
       <w:br/>
       <w:br/>
     </w:r>

--- a/klagomål/A 54882-2025 FSC-klagomål.docx
+++ b/klagomål/A 54882-2025 FSC-klagomål.docx
@@ -742,7 +742,7 @@
     <w:r>
       <w:tab/>
       <w:tab/>
-      <w:t>2026-03-26</w:t>
+      <w:t>2026-03-27</w:t>
       <w:br/>
       <w:br/>
     </w:r>

--- a/klagomål/A 54882-2025 FSC-klagomål.docx
+++ b/klagomål/A 54882-2025 FSC-klagomål.docx
@@ -742,7 +742,7 @@
     <w:r>
       <w:tab/>
       <w:tab/>
-      <w:t>2026-03-27</w:t>
+      <w:t>2026-03-28</w:t>
       <w:br/>
       <w:br/>
     </w:r>

--- a/klagomål/A 54882-2025 FSC-klagomål.docx
+++ b/klagomål/A 54882-2025 FSC-klagomål.docx
@@ -742,7 +742,7 @@
     <w:r>
       <w:tab/>
       <w:tab/>
-      <w:t>2026-03-28</w:t>
+      <w:t>2026-03-29</w:t>
       <w:br/>
       <w:br/>
     </w:r>

--- a/klagomål/A 54882-2025 FSC-klagomål.docx
+++ b/klagomål/A 54882-2025 FSC-klagomål.docx
@@ -742,7 +742,7 @@
     <w:r>
       <w:tab/>
       <w:tab/>
-      <w:t>2026-03-29</w:t>
+      <w:t>2026-03-30</w:t>
       <w:br/>
       <w:br/>
     </w:r>

--- a/klagomål/A 54882-2025 FSC-klagomål.docx
+++ b/klagomål/A 54882-2025 FSC-klagomål.docx
@@ -742,7 +742,7 @@
     <w:r>
       <w:tab/>
       <w:tab/>
-      <w:t>2026-03-30</w:t>
+      <w:t>2026-03-31</w:t>
       <w:br/>
       <w:br/>
     </w:r>

--- a/klagomål/A 54882-2025 FSC-klagomål.docx
+++ b/klagomål/A 54882-2025 FSC-klagomål.docx
@@ -742,7 +742,7 @@
     <w:r>
       <w:tab/>
       <w:tab/>
-      <w:t>2026-03-31</w:t>
+      <w:t>2026-04-01</w:t>
       <w:br/>
       <w:br/>
     </w:r>

--- a/klagomål/A 54882-2025 FSC-klagomål.docx
+++ b/klagomål/A 54882-2025 FSC-klagomål.docx
@@ -742,7 +742,7 @@
     <w:r>
       <w:tab/>
       <w:tab/>
-      <w:t>2026-04-01</w:t>
+      <w:t>2026-04-02</w:t>
       <w:br/>
       <w:br/>
     </w:r>

--- a/klagomål/A 54882-2025 FSC-klagomål.docx
+++ b/klagomål/A 54882-2025 FSC-klagomål.docx
@@ -742,7 +742,7 @@
     <w:r>
       <w:tab/>
       <w:tab/>
-      <w:t>2026-04-02</w:t>
+      <w:t>2026-04-03</w:t>
       <w:br/>
       <w:br/>
     </w:r>

--- a/klagomål/A 54882-2025 FSC-klagomål.docx
+++ b/klagomål/A 54882-2025 FSC-klagomål.docx
@@ -742,7 +742,7 @@
     <w:r>
       <w:tab/>
       <w:tab/>
-      <w:t>2026-04-03</w:t>
+      <w:t>2026-04-04</w:t>
       <w:br/>
       <w:br/>
     </w:r>

--- a/klagomål/A 54882-2025 FSC-klagomål.docx
+++ b/klagomål/A 54882-2025 FSC-klagomål.docx
@@ -742,7 +742,7 @@
     <w:r>
       <w:tab/>
       <w:tab/>
-      <w:t>2026-04-04</w:t>
+      <w:t>2026-04-05</w:t>
       <w:br/>
       <w:br/>
     </w:r>

--- a/klagomål/A 54882-2025 FSC-klagomål.docx
+++ b/klagomål/A 54882-2025 FSC-klagomål.docx
@@ -742,7 +742,7 @@
     <w:r>
       <w:tab/>
       <w:tab/>
-      <w:t>2026-04-05</w:t>
+      <w:t>2026-04-06</w:t>
       <w:br/>
       <w:br/>
     </w:r>

--- a/klagomål/A 54882-2025 FSC-klagomål.docx
+++ b/klagomål/A 54882-2025 FSC-klagomål.docx
@@ -584,12 +584,7 @@
     </w:p>
     <w:p>
       <w:r>
-        <w:t>Guckusko omfattas av EU:s art- och habitatdirektiv och är fridlyst enligt §7 Artskyddsförordningen (bilaga 1) vilket innebär att hela dess livsmiljö ska bevaras. Guckusko är beroende av hög och jämn luftfuktighet i gamla, ostörda skogsmiljöer och är känslig för snabba förändringar av ljus-/vindförhållanden eller uttorkning. Den förekommer främst i skogar som inte påverkats av kraftig störning, till exempel slutavverkning, markberedning, körskador, gödsling eller dikning (SLU Artdatabanken, 2021).</w:t>
-      </w:r>
-    </w:p>
-    <w:p>
-      <w:r>
-        <w:t>Dikning och slutavverkning av guckuskons växtplatser är ett direkt hot mot arten och bör undvikas. Kalavverkning missgynnar arten, dels om hyggesavfall lämnas, vilket kan kväva enskilda bestånd, dels indirekt genom att mer konkurrensstarka arter gynnas. Körskador av skogsmaskiner och hyggesplöjning kan leda till lokalt ändrad hydrologi, då de mullrika, fuktiga jordarna är mjuka. Sverige hyser mer än halva den beräknade populationen av arten i EU, vilket innebär att vi har ett internationellt ansvar för arten (SLU Artdatabanken, 2021).</w:t>
+        <w:t>Guckusko omfattas av EU:s art- och habitatdirektiv och är fridlyst enligt §7 Artskyddsförordningen (bilaga 1) vilket innebär att hela dess livsmiljö ska bevaras. Guckusko är beroende av hög och jämn luftfuktighet i gamla, ostörda skogsmiljöer och är känslig för snabba förändringar av ljus-/vindförhållanden eller uttorkning. Den förekommer främst i skogar som inte påverkats av kraftig störning, till exempel slutavverkning, markberedning, körskador, gödsling eller dikning (SLU Artdatabanken, 2021).Dikning och slutavverkning av guckuskons växtplatser är ett direkt hot mot arten och bör undvikas. Kalavverkning missgynnar arten, dels om hyggesavfall lämnas, vilket kan kväva enskilda bestånd, dels indirekt genom att mer konkurrensstarka arter gynnas. Körskador av skogsmaskiner och hyggesplöjning kan leda till lokalt ändrad hydrologi, då de mullrika, fuktiga jordarna är mjuka. Sverige hyser mer än halva den beräknade populationen av arten i EU, vilket innebär att vi har ett internationellt ansvar för arten (SLU Artdatabanken, 2021).</w:t>
       </w:r>
     </w:p>
     <w:p>
@@ -742,7 +737,7 @@
     <w:r>
       <w:tab/>
       <w:tab/>
-      <w:t>2026-04-06</w:t>
+      <w:t>2026-04-07</w:t>
       <w:br/>
       <w:br/>
     </w:r>

--- a/klagomål/A 54882-2025 FSC-klagomål.docx
+++ b/klagomål/A 54882-2025 FSC-klagomål.docx
@@ -737,7 +737,7 @@
     <w:r>
       <w:tab/>
       <w:tab/>
-      <w:t>2026-04-07</w:t>
+      <w:t>2026-04-08</w:t>
       <w:br/>
       <w:br/>
     </w:r>

--- a/klagomål/A 54882-2025 FSC-klagomål.docx
+++ b/klagomål/A 54882-2025 FSC-klagomål.docx
@@ -737,7 +737,7 @@
     <w:r>
       <w:tab/>
       <w:tab/>
-      <w:t>2026-04-08</w:t>
+      <w:t>2026-04-09</w:t>
       <w:br/>
       <w:br/>
     </w:r>

--- a/klagomål/A 54882-2025 FSC-klagomål.docx
+++ b/klagomål/A 54882-2025 FSC-klagomål.docx
@@ -737,7 +737,7 @@
     <w:r>
       <w:tab/>
       <w:tab/>
-      <w:t>2026-04-09</w:t>
+      <w:t>2026-04-10</w:t>
       <w:br/>
       <w:br/>
     </w:r>

--- a/klagomål/A 54882-2025 FSC-klagomål.docx
+++ b/klagomål/A 54882-2025 FSC-klagomål.docx
@@ -737,7 +737,7 @@
     <w:r>
       <w:tab/>
       <w:tab/>
-      <w:t>2026-04-10</w:t>
+      <w:t>2026-04-11</w:t>
       <w:br/>
       <w:br/>
     </w:r>

--- a/klagomål/A 54882-2025 FSC-klagomål.docx
+++ b/klagomål/A 54882-2025 FSC-klagomål.docx
@@ -737,7 +737,7 @@
     <w:r>
       <w:tab/>
       <w:tab/>
-      <w:t>2026-05-16</w:t>
+      <w:t>2026-05-17</w:t>
       <w:br/>
       <w:br/>
     </w:r>

--- a/klagomål/A 54882-2025 FSC-klagomål.docx
+++ b/klagomål/A 54882-2025 FSC-klagomål.docx
@@ -737,7 +737,7 @@
     <w:r>
       <w:tab/>
       <w:tab/>
-      <w:t>2026-05-17</w:t>
+      <w:t>2026-05-18</w:t>
       <w:br/>
       <w:br/>
     </w:r>

--- a/klagomål/A 54882-2025 FSC-klagomål.docx
+++ b/klagomål/A 54882-2025 FSC-klagomål.docx
@@ -737,7 +737,7 @@
     <w:r>
       <w:tab/>
       <w:tab/>
-      <w:t>2026-05-18</w:t>
+      <w:t>2026-05-19</w:t>
       <w:br/>
       <w:br/>
     </w:r>

--- a/klagomål/A 54882-2025 FSC-klagomål.docx
+++ b/klagomål/A 54882-2025 FSC-klagomål.docx
@@ -737,7 +737,7 @@
     <w:r>
       <w:tab/>
       <w:tab/>
-      <w:t>2026-05-19</w:t>
+      <w:t>2026-05-20</w:t>
       <w:br/>
       <w:br/>
     </w:r>

--- a/klagomål/A 54882-2025 FSC-klagomål.docx
+++ b/klagomål/A 54882-2025 FSC-klagomål.docx
@@ -737,7 +737,7 @@
     <w:r>
       <w:tab/>
       <w:tab/>
-      <w:t>2026-05-20</w:t>
+      <w:t>2026-05-21</w:t>
       <w:br/>
       <w:br/>
     </w:r>

--- a/klagomål/A 54882-2025 FSC-klagomål.docx
+++ b/klagomål/A 54882-2025 FSC-klagomål.docx
@@ -737,7 +737,7 @@
     <w:r>
       <w:tab/>
       <w:tab/>
-      <w:t>2026-05-21</w:t>
+      <w:t>2026-05-22</w:t>
       <w:br/>
       <w:br/>
     </w:r>

--- a/klagomål/A 54882-2025 FSC-klagomål.docx
+++ b/klagomål/A 54882-2025 FSC-klagomål.docx
@@ -737,7 +737,7 @@
     <w:r>
       <w:tab/>
       <w:tab/>
-      <w:t>2026-05-22</w:t>
+      <w:t>2026-05-23</w:t>
       <w:br/>
       <w:br/>
     </w:r>

--- a/klagomål/A 54882-2025 FSC-klagomål.docx
+++ b/klagomål/A 54882-2025 FSC-klagomål.docx
@@ -737,7 +737,7 @@
     <w:r>
       <w:tab/>
       <w:tab/>
-      <w:t>2026-05-23</w:t>
+      <w:t>2026-05-24</w:t>
       <w:br/>
       <w:br/>
     </w:r>

--- a/klagomål/A 54882-2025 FSC-klagomål.docx
+++ b/klagomål/A 54882-2025 FSC-klagomål.docx
@@ -737,7 +737,7 @@
     <w:r>
       <w:tab/>
       <w:tab/>
-      <w:t>2026-05-24</w:t>
+      <w:t>2026-05-25</w:t>
       <w:br/>
       <w:br/>
     </w:r>

--- a/klagomål/A 54882-2025 FSC-klagomål.docx
+++ b/klagomål/A 54882-2025 FSC-klagomål.docx
@@ -737,7 +737,7 @@
     <w:r>
       <w:tab/>
       <w:tab/>
-      <w:t>2026-05-25</w:t>
+      <w:t>2026-05-26</w:t>
       <w:br/>
       <w:br/>
     </w:r>

--- a/klagomål/A 54882-2025 FSC-klagomål.docx
+++ b/klagomål/A 54882-2025 FSC-klagomål.docx
@@ -737,7 +737,7 @@
     <w:r>
       <w:tab/>
       <w:tab/>
-      <w:t>2026-05-26</w:t>
+      <w:t>2026-05-27</w:t>
       <w:br/>
       <w:br/>
     </w:r>

--- a/klagomål/A 54882-2025 FSC-klagomål.docx
+++ b/klagomål/A 54882-2025 FSC-klagomål.docx
@@ -737,7 +737,7 @@
     <w:r>
       <w:tab/>
       <w:tab/>
-      <w:t>2026-05-27</w:t>
+      <w:t>2026-05-28</w:t>
       <w:br/>
       <w:br/>
     </w:r>

--- a/klagomål/A 54882-2025 FSC-klagomål.docx
+++ b/klagomål/A 54882-2025 FSC-klagomål.docx
@@ -737,7 +737,7 @@
     <w:r>
       <w:tab/>
       <w:tab/>
-      <w:t>2026-05-28</w:t>
+      <w:t>2026-05-29</w:t>
       <w:br/>
       <w:br/>
     </w:r>

--- a/klagomål/A 54882-2025 FSC-klagomål.docx
+++ b/klagomål/A 54882-2025 FSC-klagomål.docx
@@ -737,7 +737,7 @@
     <w:r>
       <w:tab/>
       <w:tab/>
-      <w:t>2026-05-29</w:t>
+      <w:t>2026-05-30</w:t>
       <w:br/>
       <w:br/>
     </w:r>

--- a/klagomål/A 54882-2025 FSC-klagomål.docx
+++ b/klagomål/A 54882-2025 FSC-klagomål.docx
@@ -737,7 +737,7 @@
     <w:r>
       <w:tab/>
       <w:tab/>
-      <w:t>2026-05-30</w:t>
+      <w:t>2026-05-31</w:t>
       <w:br/>
       <w:br/>
     </w:r>

--- a/klagomål/A 54882-2025 FSC-klagomål.docx
+++ b/klagomål/A 54882-2025 FSC-klagomål.docx
@@ -737,7 +737,7 @@
     <w:r>
       <w:tab/>
       <w:tab/>
-      <w:t>2026-05-31</w:t>
+      <w:t>2026-06-01</w:t>
       <w:br/>
       <w:br/>
     </w:r>

--- a/klagomål/A 54882-2025 FSC-klagomål.docx
+++ b/klagomål/A 54882-2025 FSC-klagomål.docx
@@ -737,7 +737,7 @@
     <w:r>
       <w:tab/>
       <w:tab/>
-      <w:t>2026-06-01</w:t>
+      <w:t>2026-06-02</w:t>
       <w:br/>
       <w:br/>
     </w:r>

--- a/klagomål/A 54882-2025 FSC-klagomål.docx
+++ b/klagomål/A 54882-2025 FSC-klagomål.docx
@@ -737,7 +737,7 @@
     <w:r>
       <w:tab/>
       <w:tab/>
-      <w:t>2026-06-02</w:t>
+      <w:t>2026-06-03</w:t>
       <w:br/>
       <w:br/>
     </w:r>

--- a/klagomål/A 54882-2025 FSC-klagomål.docx
+++ b/klagomål/A 54882-2025 FSC-klagomål.docx
@@ -737,7 +737,7 @@
     <w:r>
       <w:tab/>
       <w:tab/>
-      <w:t>2026-06-03</w:t>
+      <w:t>2026-06-04</w:t>
       <w:br/>
       <w:br/>
     </w:r>

--- a/klagomål/A 54882-2025 FSC-klagomål.docx
+++ b/klagomål/A 54882-2025 FSC-klagomål.docx
@@ -737,7 +737,7 @@
     <w:r>
       <w:tab/>
       <w:tab/>
-      <w:t>2026-06-04</w:t>
+      <w:t>2026-06-05</w:t>
       <w:br/>
       <w:br/>
     </w:r>

--- a/klagomål/A 54882-2025 FSC-klagomål.docx
+++ b/klagomål/A 54882-2025 FSC-klagomål.docx
@@ -737,7 +737,7 @@
     <w:r>
       <w:tab/>
       <w:tab/>
-      <w:t>2026-06-05</w:t>
+      <w:t>2026-06-06</w:t>
       <w:br/>
       <w:br/>
     </w:r>

--- a/klagomål/A 54882-2025 FSC-klagomål.docx
+++ b/klagomål/A 54882-2025 FSC-klagomål.docx
@@ -737,7 +737,7 @@
     <w:r>
       <w:tab/>
       <w:tab/>
-      <w:t>2026-06-06</w:t>
+      <w:t>2026-06-07</w:t>
       <w:br/>
       <w:br/>
     </w:r>

--- a/klagomål/A 54882-2025 FSC-klagomål.docx
+++ b/klagomål/A 54882-2025 FSC-klagomål.docx
@@ -737,7 +737,7 @@
     <w:r>
       <w:tab/>
       <w:tab/>
-      <w:t>2026-06-07</w:t>
+      <w:t>2026-06-08</w:t>
       <w:br/>
       <w:br/>
     </w:r>
